--- a/courseware/LP-SQL Fundamental for Beginners.docx
+++ b/courseware/LP-SQL Fundamental for Beginners.docx
@@ -179,7 +179,7 @@
           <w:color w:val="1F6FEB"/>
           <w:sz w:val="24"/>
         </w:rPr>
-        <w:t>Version 12</w:t>
+        <w:t>Version 13</w:t>
       </w:r>
     </w:p>
     <w:p>
@@ -352,7 +352,7 @@
               <w:rPr>
                 <w:sz w:val="19"/>
               </w:rPr>
-              <w:t>12</w:t>
+              <w:t>12.0</w:t>
             </w:r>
           </w:p>
         </w:tc>
@@ -381,6 +381,64 @@
                 <w:sz w:val="19"/>
               </w:rPr>
               <w:t>Full rebuild in the single-source pipeline: visual slide deck (no in-deck step-by-step), 11 hands-on labs across 4 topics, PP + OQ assessment per Assessment Plan v1.2, schedule with slide references.</w:t>
+            </w:r>
+          </w:p>
+        </w:tc>
+        <w:tc>
+          <w:tcPr>
+            <w:tcW w:type="dxa" w:w="2160"/>
+          </w:tcPr>
+          <w:p>
+            <w:r/>
+            <w:r>
+              <w:rPr>
+                <w:sz w:val="19"/>
+              </w:rPr>
+              <w:t>Dr. Alfred Ang</w:t>
+            </w:r>
+          </w:p>
+        </w:tc>
+      </w:tr>
+      <w:tr>
+        <w:tc>
+          <w:tcPr>
+            <w:tcW w:type="dxa" w:w="2160"/>
+          </w:tcPr>
+          <w:p>
+            <w:r/>
+            <w:r>
+              <w:rPr>
+                <w:sz w:val="19"/>
+              </w:rPr>
+              <w:t>13</w:t>
+            </w:r>
+          </w:p>
+        </w:tc>
+        <w:tc>
+          <w:tcPr>
+            <w:tcW w:type="dxa" w:w="2160"/>
+          </w:tcPr>
+          <w:p>
+            <w:r/>
+            <w:r>
+              <w:rPr>
+                <w:sz w:val="19"/>
+              </w:rPr>
+              <w:t>11 August 2026</w:t>
+            </w:r>
+          </w:p>
+        </w:tc>
+        <w:tc>
+          <w:tcPr>
+            <w:tcW w:type="dxa" w:w="2160"/>
+          </w:tcPr>
+          <w:p>
+            <w:r/>
+            <w:r>
+              <w:rPr>
+                <w:sz w:val="19"/>
+              </w:rPr>
+              <w:t>Labs re-based on the SG Mart realistic mock dataset supplied per lab as CSV, Excel and SQL seed scripts; lab timings unchanged; all lab SQL and expected results verified against the shipped database.</w:t>
             </w:r>
           </w:p>
         </w:tc>
@@ -1118,7 +1176,7 @@
                 <w:b/>
                 <w:sz w:val="19"/>
               </w:rPr>
-              <w:t>SQL Foundations: what SQL is and can do, history, SQL databases, tables, SQLite Studio. Topic 1 — Data Modeling: CREATE DATABASE/TABLE, data types, constraints, keys and data modeling (concepts + demo). Hands-on: Lab 1: Set Up SQLite Studio &amp; Import the World Database; Lab 2: Create a Database and Tables. Slides 17–47</w:t>
+              <w:t>SQL Foundations: what SQL is and can do, history, SQL databases, tables, SQLite Studio. Topic 1 — Data Modeling: CREATE DATABASE/TABLE, data types, constraints, keys and data modeling (concepts + demo). Hands-on: Lab 1: Set Up SQLite Studio &amp; Import the SG Mart Database; Lab 2: Create a Database and Tables. Slides 17–47</w:t>
             </w:r>
           </w:p>
         </w:tc>
@@ -1827,7 +1885,7 @@
                 <w:b w:val="0"/>
                 <w:sz w:val="19"/>
               </w:rPr>
-              <w:t>Lab 1: Set Up SQLite Studio &amp; Import the World Database; Lab 2: Create a Database and Tables; Lab 3: Model Data with Constraints and Keys</w:t>
+              <w:t>Lab 1: Set Up SQLite Studio &amp; Import the SG Mart Database; Lab 2: Create a Database and Tables; Lab 3: Model Data with Constraints and Keys</w:t>
             </w:r>
           </w:p>
         </w:tc>

--- a/courseware/LP-SQL Fundamental for Beginners.docx
+++ b/courseware/LP-SQL Fundamental for Beginners.docx
@@ -484,6 +484,15 @@
         <w:spacing w:after="60"/>
       </w:pPr>
       <w:r>
+        <w:fldChar w:fldCharType="begin"/>
+      </w:r>
+      <w:r>
+        <w:instrText xml:space="preserve"> TOC \o "1-2" \h \z \u </w:instrText>
+      </w:r>
+      <w:r>
+        <w:fldChar w:fldCharType="separate"/>
+      </w:r>
+      <w:r>
         <w:rPr>
           <w:rFonts w:ascii="Arial" w:hAnsi="Arial"/>
           <w:b/>
@@ -589,6 +598,9 @@
         <w:t>Lab Reference (aligned to the TSC)</w:t>
         <w:tab/>
         <w:t>6</w:t>
+      </w:r>
+      <w:r>
+        <w:fldChar w:fldCharType="end"/>
       </w:r>
     </w:p>
     <w:p>
@@ -801,7 +813,7 @@
               <w:rPr>
                 <w:sz w:val="20"/>
               </w:rPr>
-              <w:t>9:00 am – 6:00 pm (1-hour lunch; tea breaks within training time)</w:t>
+              <w:t>9:30 am – 6:30 pm (1-hour lunch; tea breaks within training time)</w:t>
             </w:r>
           </w:p>
         </w:tc>
@@ -833,7 +845,7 @@
               <w:rPr>
                 <w:sz w:val="20"/>
               </w:rPr>
-              <w:t>Instructor-led, hands-on SQL labs in SQLite Studio on the world sample database</w:t>
+              <w:t>Instructor-led, hands-on SQL labs in SQLite Studio on the SG Mart sample database (sgmart.db)</w:t>
             </w:r>
           </w:p>
         </w:tc>
@@ -977,7 +989,7 @@
         <w:rPr>
           <w:sz w:val="21"/>
         </w:rPr>
-        <w:t>Final assessment is conducted at the end of the day: Briefing 4:15 pm, PP 4:30–5:40 pm, OQ 5:40–6:00 pm.</w:t>
+        <w:t>Final assessment is conducted at the end of the day: Briefing 4:45 pm, PP 5:00–6:10 pm, OQ 6:10–6:30 pm.</w:t>
       </w:r>
     </w:p>
     <w:p>
@@ -1089,7 +1101,7 @@
                 <w:b w:val="0"/>
                 <w:sz w:val="19"/>
               </w:rPr>
-              <w:t>9:00–9:30</w:t>
+              <w:t>9:30–10:00</w:t>
             </w:r>
           </w:p>
         </w:tc>
@@ -1123,7 +1135,7 @@
                 <w:b w:val="0"/>
                 <w:sz w:val="19"/>
               </w:rPr>
-              <w:t>Welcome, course introduction, trainer and learner introductions, ground rules, downloading course material, lesson plan, Skills Framework, learning outcomes and mandatory digital attendance (AM). Slides 1–13</w:t>
+              <w:t>Welcome, course introduction, trainer and learner introductions, ground rules, downloading course material, the SG Mart course dataset, lesson plan, Skills Framework, learning outcomes and mandatory digital attendance (AM). Slides 1–25</w:t>
             </w:r>
           </w:p>
         </w:tc>
@@ -1142,7 +1154,7 @@
                 <w:b/>
                 <w:sz w:val="19"/>
               </w:rPr>
-              <w:t>9:30–10:30</w:t>
+              <w:t>10:00–11:00</w:t>
             </w:r>
           </w:p>
         </w:tc>
@@ -1176,7 +1188,7 @@
                 <w:b/>
                 <w:sz w:val="19"/>
               </w:rPr>
-              <w:t>SQL Foundations: what SQL is and can do, history, SQL databases, tables, SQLite Studio. Topic 1 — Data Modeling: CREATE DATABASE/TABLE, data types, constraints, keys and data modeling (concepts + demo). Hands-on: Lab 1: Set Up SQLite Studio &amp; Import the SG Mart Database; Lab 2: Create a Database and Tables. Slides 17–47</w:t>
+              <w:t>SQL Foundations: what SQL is and can do, history, SQL databases, tables, SQLite Studio. Topic 1 — Data Modeling: CREATE DATABASE/TABLE, data types, constraints, keys and data modeling (concepts + demo). Hands-on: Lab 1: Set Up SQLite Studio &amp; Import the SG Mart Database; Lab 2: Create a Database and Tables. Slides 26–54</w:t>
             </w:r>
           </w:p>
         </w:tc>
@@ -1195,7 +1207,7 @@
                 <w:b w:val="0"/>
                 <w:sz w:val="19"/>
               </w:rPr>
-              <w:t>10:30–10:45</w:t>
+              <w:t>11:00–11:15</w:t>
             </w:r>
           </w:p>
         </w:tc>
@@ -1247,7 +1259,7 @@
                 <w:b w:val="0"/>
                 <w:sz w:val="19"/>
               </w:rPr>
-              <w:t>10:45–12:00</w:t>
+              <w:t>11:15–12:30</w:t>
             </w:r>
           </w:p>
         </w:tc>
@@ -1279,7 +1291,7 @@
                 <w:b w:val="0"/>
                 <w:sz w:val="19"/>
               </w:rPr>
-              <w:t>Hands-on: Lab 3: Model Data with Constraints and Keys. Topic 2 — Data Processing and Analysis: SELECT, DISTINCT, WHERE, operators, ORDER BY, LIMIT, aliases (concepts + demo). Hands-on: Lab 4: Query Data with SELECT. Slides 48–71</w:t>
+              <w:t>Hands-on: Lab 3: Model Data with Constraints and Keys. Topic 2 — Data Processing and Analysis: SELECT, DISTINCT, WHERE, operators, ORDER BY, LIMIT, aliases (concepts + demo). Hands-on: Lab 4: Query Data with SELECT. Slides 55–66</w:t>
             </w:r>
           </w:p>
         </w:tc>
@@ -1297,7 +1309,7 @@
                 <w:b w:val="0"/>
                 <w:sz w:val="19"/>
               </w:rPr>
-              <w:t>12:00–13:00</w:t>
+              <w:t>12:30–13:30</w:t>
             </w:r>
           </w:p>
         </w:tc>
@@ -1329,7 +1341,7 @@
                 <w:b w:val="0"/>
                 <w:sz w:val="19"/>
               </w:rPr>
-              <w:t>INSERT, UPDATE, DELETE (concepts + demo). Hands-on: Lab 5: Filter with SQL Operators; Lab 6: Insert, Update and Delete Records. Slides 72–78</w:t>
+              <w:t>INSERT, UPDATE, DELETE (concepts + demo). Hands-on: Lab 5: Filter with SQL Operators; Lab 6: Insert, Update and Delete Records. Slides 67–81</w:t>
             </w:r>
           </w:p>
         </w:tc>
@@ -1348,7 +1360,7 @@
                 <w:b w:val="0"/>
                 <w:sz w:val="19"/>
               </w:rPr>
-              <w:t>13:00–14:00</w:t>
+              <w:t>13:30–14:30</w:t>
             </w:r>
           </w:p>
         </w:tc>
@@ -1400,7 +1412,7 @@
                 <w:b w:val="0"/>
                 <w:sz w:val="19"/>
               </w:rPr>
-              <w:t>14:00–15:00</w:t>
+              <w:t>14:30–15:30</w:t>
             </w:r>
           </w:p>
         </w:tc>
@@ -1432,7 +1444,7 @@
                 <w:b w:val="0"/>
                 <w:sz w:val="19"/>
               </w:rPr>
-              <w:t>Topic 3 — Data Transformation: aggregate functions, joins, UNION, GROUP BY, HAVING (concepts + demo). Hands-on: Lab 7: Aggregate Data with COUNT, AVG and SUM; Lab 8: Join Data from Multiple Tables; Lab 9: Group Data with GROUP BY and HAVING. Slides 80–100</w:t>
+              <w:t>Topic 3 — Data Transformation: aggregate functions, joins, UNION, GROUP BY, HAVING (concepts + demo). Hands-on: Lab 7: Aggregate Data with COUNT, AVG and SUM; Lab 8: Join Data from Multiple Tables; Lab 9: Group Data with GROUP BY and HAVING. Slides 82–103</w:t>
             </w:r>
           </w:p>
         </w:tc>
@@ -1451,7 +1463,7 @@
                 <w:b w:val="0"/>
                 <w:sz w:val="19"/>
               </w:rPr>
-              <w:t>15:00–15:15</w:t>
+              <w:t>15:30–15:45</w:t>
             </w:r>
           </w:p>
         </w:tc>
@@ -1503,7 +1515,7 @@
                 <w:b w:val="0"/>
                 <w:sz w:val="19"/>
               </w:rPr>
-              <w:t>15:15–16:00</w:t>
+              <w:t>15:45–16:30</w:t>
             </w:r>
           </w:p>
         </w:tc>
@@ -1535,7 +1547,7 @@
                 <w:b w:val="0"/>
                 <w:sz w:val="19"/>
               </w:rPr>
-              <w:t>Topic 4 — Introduction to Data Warehouse: warehouse concepts, OLAP, RDBMS, E-R model, SMRT case study, stored procedures (concepts + demo). Hands-on: Lab 10: Map an E-R Model to Database Tables (SMRT Case Study); Lab 11: Author Stored Procedures for SQL Server. Slides 102–121</w:t>
+              <w:t>Topic 4 — Introduction to Data Warehouse: warehouse concepts, OLAP, RDBMS, E-R model, SMRT case study, stored procedures (concepts + demo). Hands-on: Lab 10: Map an E-R Model to Database Tables (SMRT Case Study); Lab 11: Author Stored Procedures for SQL Server. Slides 104–123</w:t>
             </w:r>
           </w:p>
         </w:tc>
@@ -1554,7 +1566,7 @@
                 <w:b w:val="0"/>
                 <w:sz w:val="19"/>
               </w:rPr>
-              <w:t>16:00–16:15</w:t>
+              <w:t>16:30–16:45</w:t>
             </w:r>
           </w:p>
         </w:tc>
@@ -1588,7 +1600,7 @@
                 <w:b w:val="0"/>
                 <w:sz w:val="19"/>
               </w:rPr>
-              <w:t>Course recap and summary, Q&amp;A, recommended courses, TRAQOM course-feedback survey and Assessment digital attendance. Slides 122–126</w:t>
+              <w:t>Course recap and summary, Q&amp;A, recommended courses, TRAQOM course-feedback survey and Assessment digital attendance. Slide 124</w:t>
             </w:r>
           </w:p>
         </w:tc>
@@ -1607,7 +1619,7 @@
                 <w:b/>
                 <w:sz w:val="19"/>
               </w:rPr>
-              <w:t>16:15–16:30</w:t>
+              <w:t>16:45–17:00</w:t>
             </w:r>
           </w:p>
         </w:tc>
@@ -1641,7 +1653,7 @@
                 <w:b/>
                 <w:sz w:val="19"/>
               </w:rPr>
-              <w:t>Briefing for Assessment. Slide 14</w:t>
+              <w:t>Briefing for Assessment. Slide 16</w:t>
             </w:r>
           </w:p>
         </w:tc>
@@ -1660,7 +1672,7 @@
                 <w:b/>
                 <w:sz w:val="19"/>
               </w:rPr>
-              <w:t>16:30–17:40</w:t>
+              <w:t>17:00–18:10</w:t>
             </w:r>
           </w:p>
         </w:tc>
@@ -1713,7 +1725,7 @@
                 <w:b/>
                 <w:sz w:val="19"/>
               </w:rPr>
-              <w:t>17:40–18:00</w:t>
+              <w:t>18:10–18:30</w:t>
             </w:r>
           </w:p>
         </w:tc>
@@ -1747,7 +1759,7 @@
                 <w:b/>
                 <w:sz w:val="19"/>
               </w:rPr>
-              <w:t>Final Assessment — Oral Questioning (OQ): 20 minutes, one-to-one. Sign the Assessment Summary Record. Slides 127–130</w:t>
+              <w:t>Final Assessment — Oral Questioning (OQ): 20 minutes, one-to-one. Sign the Assessment Summary Record. Slides 129–132</w:t>
             </w:r>
           </w:p>
         </w:tc>

--- a/courseware/LP-SQL Fundamental for Beginners.docx
+++ b/courseware/LP-SQL Fundamental for Beginners.docx
@@ -179,7 +179,7 @@
           <w:color w:val="1F6FEB"/>
           <w:sz w:val="24"/>
         </w:rPr>
-        <w:t>Version 13</w:t>
+        <w:t>Version 14</w:t>
       </w:r>
     </w:p>
     <w:p>
@@ -410,7 +410,7 @@
               <w:rPr>
                 <w:sz w:val="19"/>
               </w:rPr>
-              <w:t>13</w:t>
+              <w:t>13.0</w:t>
             </w:r>
           </w:p>
         </w:tc>
@@ -439,6 +439,64 @@
                 <w:sz w:val="19"/>
               </w:rPr>
               <w:t>Labs re-based on the SG Mart realistic mock dataset supplied per lab as CSV, Excel and SQL seed scripts; lab timings unchanged; all lab SQL and expected results verified against the shipped database.</w:t>
+            </w:r>
+          </w:p>
+        </w:tc>
+        <w:tc>
+          <w:tcPr>
+            <w:tcW w:type="dxa" w:w="2160"/>
+          </w:tcPr>
+          <w:p>
+            <w:r/>
+            <w:r>
+              <w:rPr>
+                <w:sz w:val="19"/>
+              </w:rPr>
+              <w:t>Dr. Alfred Ang</w:t>
+            </w:r>
+          </w:p>
+        </w:tc>
+      </w:tr>
+      <w:tr>
+        <w:tc>
+          <w:tcPr>
+            <w:tcW w:type="dxa" w:w="2160"/>
+          </w:tcPr>
+          <w:p>
+            <w:r/>
+            <w:r>
+              <w:rPr>
+                <w:sz w:val="19"/>
+              </w:rPr>
+              <w:t>14</w:t>
+            </w:r>
+          </w:p>
+        </w:tc>
+        <w:tc>
+          <w:tcPr>
+            <w:tcW w:type="dxa" w:w="2160"/>
+          </w:tcPr>
+          <w:p>
+            <w:r/>
+            <w:r>
+              <w:rPr>
+                <w:sz w:val="19"/>
+              </w:rPr>
+              <w:t>11 August 2026</w:t>
+            </w:r>
+          </w:p>
+        </w:tc>
+        <w:tc>
+          <w:tcPr>
+            <w:tcW w:type="dxa" w:w="2160"/>
+          </w:tcPr>
+          <w:p>
+            <w:r/>
+            <w:r>
+              <w:rPr>
+                <w:sz w:val="19"/>
+              </w:rPr>
+              <w:t>Each lab is now one self-contained folder holding its instructions, CSV data and SQL seed scripts together; schedule and timings unchanged.</w:t>
             </w:r>
           </w:p>
         </w:tc>

--- a/courseware/LP-SQL Fundamental for Beginners.docx
+++ b/courseware/LP-SQL Fundamental for Beginners.docx
@@ -468,7 +468,7 @@
               <w:rPr>
                 <w:sz w:val="19"/>
               </w:rPr>
-              <w:t>14</w:t>
+              <w:t>14.0</w:t>
             </w:r>
           </w:p>
         </w:tc>
